--- a/owasp-al infinito y mas alla del bearer token/guion.docx
+++ b/owasp-al infinito y mas alla del bearer token/guion.docx
@@ -5592,7 +5592,7 @@
         <w:pStyle w:val="Heading2"/>
       </w:pPr>
       <w:r>
-        <w:t>5.2 Token robado y no revocado — Okta / Cloudflare, octubre de 2022</w:t>
+        <w:t>5.2 Token robado y no revocado — Okta / Cloudflare, octubre de 2023</w:t>
       </w:r>
     </w:p>
     <w:p>
@@ -5636,7 +5636,49 @@
           <w:b w:val="0"/>
           <w:i w:val="0"/>
         </w:rPr>
-        <w:t xml:space="preserve"> —con privilegios administrativos— para acceder a sus sistemas el 18 de octubre, y que la cadena se debió a que esos tokens no se rotaron ni revocaron tras el incidente inicial.</w:t>
+        <w:t xml:space="preserve"> —con privilegios administrativos— para acceder a sus sistemas el 18 de octubre de 2023, y que la cadena se debió a que esos tokens no se rotaron ni revocaron tras el incidente inicial. </w:t>
+      </w:r>
+      <w:r>
+        <w:rPr>
+          <w:b/>
+          <w:i w:val="0"/>
+        </w:rPr>
+        <w:t>No es la primera vez:</w:t>
+      </w:r>
+      <w:r>
+        <w:rPr>
+          <w:b w:val="0"/>
+          <w:i w:val="0"/>
+        </w:rPr>
+        <w:t xml:space="preserve"> en enero de 2022 Okta ya había sufrido un incidente en el que quedó comprometido un proveedor de soporte; en ese caso Cloudflare </w:t>
+      </w:r>
+      <w:r>
+        <w:rPr>
+          <w:b/>
+          <w:i w:val="0"/>
+        </w:rPr>
+        <w:t>no fue impactado</w:t>
+      </w:r>
+      <w:r>
+        <w:rPr>
+          <w:b w:val="0"/>
+          <w:i w:val="0"/>
+        </w:rPr>
+        <w:t xml:space="preserve"> porque usaba </w:t>
+      </w:r>
+      <w:r>
+        <w:rPr>
+          <w:b/>
+          <w:i w:val="0"/>
+        </w:rPr>
+        <w:t>llaves de hardware</w:t>
+      </w:r>
+      <w:r>
+        <w:rPr>
+          <w:b w:val="0"/>
+          <w:i w:val="0"/>
+        </w:rPr>
+        <w:t xml:space="preserve"> para MFA.</w:t>
       </w:r>
     </w:p>
     <w:p>
@@ -5660,7 +5702,7 @@
             <w:color w:val="0563C1"/>
             <w:u w:val="single"/>
           </w:rPr>
-          <w:t xml:space="preserve">blog de Cloudflare</w:t>
+          <w:t xml:space="preserve">blog de Cloudflare (2023)</w:t>
         </w:r>
       </w:hyperlink>
       <w:r>
@@ -5668,6 +5710,22 @@
           <w:b w:val="0"/>
           <w:i w:val="0"/>
         </w:rPr>
+        <w:t xml:space="preserve"> · </w:t>
+      </w:r>
+      <w:hyperlink r:id="rId18">
+        <w:r>
+          <w:rPr>
+            <w:color w:val="0563C1"/>
+            <w:u w:val="single"/>
+          </w:rPr>
+          <w:t xml:space="preserve">blog de Cloudflare sobre el incidente de 2022</w:t>
+        </w:r>
+      </w:hyperlink>
+      <w:r>
+        <w:rPr>
+          <w:b w:val="0"/>
+          <w:i w:val="0"/>
+        </w:rPr>
         <w:t>.</w:t>
       </w:r>
     </w:p>
@@ -5700,7 +5758,7 @@
         </w:rPr>
         <w:t xml:space="preserve"> (</w:t>
       </w:r>
-      <w:hyperlink r:id="rId18">
+      <w:hyperlink r:id="rId19">
         <w:r>
           <w:rPr>
             <w:color w:val="0563C1"/>
@@ -5786,7 +5844,7 @@
         </w:rPr>
         <w:t xml:space="preserve"> </w:t>
       </w:r>
-      <w:hyperlink r:id="rId19">
+      <w:hyperlink r:id="rId20">
         <w:r>
           <w:rPr>
             <w:color w:val="0563C1"/>
@@ -5802,7 +5860,7 @@
         </w:rPr>
         <w:t xml:space="preserve"> · </w:t>
       </w:r>
-      <w:hyperlink r:id="rId20">
+      <w:hyperlink r:id="rId21">
         <w:r>
           <w:rPr>
             <w:color w:val="0563C1"/>
@@ -5872,7 +5930,7 @@
         </w:rPr>
         <w:t xml:space="preserve"> </w:t>
       </w:r>
-      <w:hyperlink r:id="rId21">
+      <w:hyperlink r:id="rId22">
         <w:r>
           <w:rPr>
             <w:color w:val="0563C1"/>
@@ -6196,7 +6254,7 @@
         </w:rPr>
         <w:t xml:space="preserve"> involucran BOLA (</w:t>
       </w:r>
-      <w:hyperlink r:id="rId22">
+      <w:hyperlink r:id="rId23">
         <w:r>
           <w:rPr>
             <w:color w:val="0563C1"/>
@@ -6404,7 +6462,7 @@
         </w:rPr>
         <w:t xml:space="preserve"> </w:t>
       </w:r>
-      <w:hyperlink r:id="rId23">
+      <w:hyperlink r:id="rId24">
         <w:r>
           <w:rPr>
             <w:color w:val="0563C1"/>
@@ -6436,7 +6494,7 @@
         </w:rPr>
         <w:t xml:space="preserve"> · </w:t>
       </w:r>
-      <w:hyperlink r:id="rId24">
+      <w:hyperlink r:id="rId25">
         <w:r>
           <w:rPr>
             <w:color w:val="0563C1"/>
@@ -6777,7 +6835,7 @@
         </w:rPr>
         <w:t xml:space="preserve"> —que reemplazó a </w:t>
       </w:r>
-      <w:hyperlink r:id="rId25">
+      <w:hyperlink r:id="rId26">
         <w:r>
           <w:rPr>
             <w:color w:val="0563C1"/>
@@ -7147,7 +7205,7 @@
         </w:rPr>
         <w:t xml:space="preserve">: </w:t>
       </w:r>
-      <w:hyperlink r:id="rId26">
+      <w:hyperlink r:id="rId27">
         <w:r>
           <w:rPr>
             <w:color w:val="0563C1"/>
@@ -9305,7 +9363,7 @@
       <w:pPr>
         <w:pStyle w:val="ListBullet"/>
       </w:pPr>
-      <w:hyperlink r:id="rId27">
+      <w:hyperlink r:id="rId28">
         <w:r>
           <w:rPr>
             <w:color w:val="0563C1"/>
@@ -9321,7 +9379,7 @@
         </w:rPr>
         <w:t xml:space="preserve"> · </w:t>
       </w:r>
-      <w:hyperlink r:id="rId28">
+      <w:hyperlink r:id="rId29">
         <w:r>
           <w:rPr>
             <w:color w:val="0563C1"/>
@@ -9335,7 +9393,7 @@
       <w:pPr>
         <w:pStyle w:val="ListBullet"/>
       </w:pPr>
-      <w:hyperlink r:id="rId29">
+      <w:hyperlink r:id="rId30">
         <w:r>
           <w:rPr>
             <w:color w:val="0563C1"/>
@@ -9349,7 +9407,7 @@
       <w:pPr>
         <w:pStyle w:val="ListBullet"/>
       </w:pPr>
-      <w:hyperlink r:id="rId30">
+      <w:hyperlink r:id="rId31">
         <w:r>
           <w:rPr>
             <w:color w:val="0563C1"/>
@@ -9363,7 +9421,7 @@
       <w:pPr>
         <w:pStyle w:val="ListBullet"/>
       </w:pPr>
-      <w:hyperlink r:id="rId31">
+      <w:hyperlink r:id="rId32">
         <w:r>
           <w:rPr>
             <w:color w:val="0563C1"/>
@@ -9377,7 +9435,7 @@
       <w:pPr>
         <w:pStyle w:val="ListBullet"/>
       </w:pPr>
-      <w:hyperlink r:id="rId32">
+      <w:hyperlink r:id="rId33">
         <w:r>
           <w:rPr>
             <w:color w:val="0563C1"/>
@@ -9391,7 +9449,7 @@
       <w:pPr>
         <w:pStyle w:val="ListBullet"/>
       </w:pPr>
-      <w:hyperlink r:id="rId25">
+      <w:hyperlink r:id="rId26">
         <w:r>
           <w:rPr>
             <w:color w:val="0563C1"/>
@@ -9405,7 +9463,7 @@
       <w:pPr>
         <w:pStyle w:val="ListBullet"/>
       </w:pPr>
-      <w:hyperlink r:id="rId18">
+      <w:hyperlink r:id="rId19">
         <w:r>
           <w:rPr>
             <w:color w:val="0563C1"/>
@@ -9419,7 +9477,7 @@
       <w:pPr>
         <w:pStyle w:val="ListBullet"/>
       </w:pPr>
-      <w:hyperlink r:id="rId33">
+      <w:hyperlink r:id="rId34">
         <w:r>
           <w:rPr>
             <w:color w:val="0563C1"/>
@@ -9433,7 +9491,7 @@
       <w:pPr>
         <w:pStyle w:val="ListBullet"/>
       </w:pPr>
-      <w:hyperlink r:id="rId34">
+      <w:hyperlink r:id="rId35">
         <w:r>
           <w:rPr>
             <w:color w:val="0563C1"/>
@@ -9447,7 +9505,7 @@
       <w:pPr>
         <w:pStyle w:val="ListBullet"/>
       </w:pPr>
-      <w:hyperlink r:id="rId35">
+      <w:hyperlink r:id="rId36">
         <w:r>
           <w:rPr>
             <w:color w:val="0563C1"/>
@@ -9463,7 +9521,7 @@
         </w:rPr>
         <w:t xml:space="preserve"> · </w:t>
       </w:r>
-      <w:hyperlink r:id="rId36">
+      <w:hyperlink r:id="rId37">
         <w:r>
           <w:rPr>
             <w:color w:val="0563C1"/>
@@ -9477,7 +9535,7 @@
       <w:pPr>
         <w:pStyle w:val="ListBullet"/>
       </w:pPr>
-      <w:hyperlink r:id="rId37">
+      <w:hyperlink r:id="rId38">
         <w:r>
           <w:rPr>
             <w:color w:val="0563C1"/>
@@ -9491,7 +9549,7 @@
       <w:pPr>
         <w:pStyle w:val="ListBullet"/>
       </w:pPr>
-      <w:hyperlink r:id="rId38">
+      <w:hyperlink r:id="rId39">
         <w:r>
           <w:rPr>
             <w:color w:val="0563C1"/>
@@ -9505,7 +9563,7 @@
       <w:pPr>
         <w:pStyle w:val="ListBullet"/>
       </w:pPr>
-      <w:hyperlink r:id="rId39">
+      <w:hyperlink r:id="rId40">
         <w:r>
           <w:rPr>
             <w:color w:val="0563C1"/>
@@ -9519,7 +9577,7 @@
       <w:pPr>
         <w:pStyle w:val="ListBullet"/>
       </w:pPr>
-      <w:hyperlink r:id="rId40">
+      <w:hyperlink r:id="rId41">
         <w:r>
           <w:rPr>
             <w:color w:val="0563C1"/>
@@ -9533,7 +9591,7 @@
       <w:pPr>
         <w:pStyle w:val="ListBullet"/>
       </w:pPr>
-      <w:hyperlink r:id="rId41">
+      <w:hyperlink r:id="rId42">
         <w:r>
           <w:rPr>
             <w:color w:val="0563C1"/>
@@ -9547,7 +9605,7 @@
       <w:pPr>
         <w:pStyle w:val="ListBullet"/>
       </w:pPr>
-      <w:hyperlink r:id="rId23">
+      <w:hyperlink r:id="rId24">
         <w:r>
           <w:rPr>
             <w:color w:val="0563C1"/>
@@ -9561,7 +9619,7 @@
       <w:pPr>
         <w:pStyle w:val="ListBullet"/>
       </w:pPr>
-      <w:hyperlink r:id="rId42">
+      <w:hyperlink r:id="rId43">
         <w:r>
           <w:rPr>
             <w:color w:val="0563C1"/>
@@ -9575,7 +9633,7 @@
       <w:pPr>
         <w:pStyle w:val="ListBullet"/>
       </w:pPr>
-      <w:hyperlink r:id="rId43">
+      <w:hyperlink r:id="rId44">
         <w:r>
           <w:rPr>
             <w:color w:val="0563C1"/>
@@ -9589,7 +9647,7 @@
       <w:pPr>
         <w:pStyle w:val="ListBullet"/>
       </w:pPr>
-      <w:hyperlink r:id="rId44">
+      <w:hyperlink r:id="rId45">
         <w:r>
           <w:rPr>
             <w:color w:val="0563C1"/>
@@ -9611,7 +9669,7 @@
       <w:pPr>
         <w:pStyle w:val="ListBullet"/>
       </w:pPr>
-      <w:hyperlink r:id="rId45">
+      <w:hyperlink r:id="rId46">
         <w:r>
           <w:rPr>
             <w:color w:val="0563C1"/>
@@ -9627,7 +9685,7 @@
         </w:rPr>
         <w:t xml:space="preserve"> — final el 26 de febrero de 2014 (</w:t>
       </w:r>
-      <w:hyperlink r:id="rId46">
+      <w:hyperlink r:id="rId47">
         <w:r>
           <w:rPr>
             <w:color w:val="0563C1"/>
@@ -9680,7 +9738,7 @@
         </w:rPr>
         <w:t xml:space="preserve"> · </w:t>
       </w:r>
-      <w:hyperlink r:id="rId47">
+      <w:hyperlink r:id="rId48">
         <w:r>
           <w:rPr>
             <w:color w:val="0563C1"/>
@@ -9694,7 +9752,7 @@
       <w:pPr>
         <w:pStyle w:val="ListBullet"/>
       </w:pPr>
-      <w:hyperlink r:id="rId48">
+      <w:hyperlink r:id="rId49">
         <w:r>
           <w:rPr>
             <w:color w:val="0563C1"/>
@@ -9710,7 +9768,7 @@
         </w:rPr>
         <w:t xml:space="preserve"> · </w:t>
       </w:r>
-      <w:hyperlink r:id="rId49">
+      <w:hyperlink r:id="rId50">
         <w:r>
           <w:rPr>
             <w:color w:val="0563C1"/>
@@ -9732,7 +9790,7 @@
       <w:pPr>
         <w:pStyle w:val="ListBullet"/>
       </w:pPr>
-      <w:hyperlink r:id="rId26">
+      <w:hyperlink r:id="rId27">
         <w:r>
           <w:rPr>
             <w:color w:val="0563C1"/>
@@ -9748,7 +9806,7 @@
         </w:rPr>
         <w:t xml:space="preserve"> · </w:t>
       </w:r>
-      <w:hyperlink r:id="rId50">
+      <w:hyperlink r:id="rId51">
         <w:r>
           <w:rPr>
             <w:color w:val="0563C1"/>
@@ -9778,7 +9836,7 @@
         </w:rPr>
         <w:t xml:space="preserve"> · </w:t>
       </w:r>
-      <w:hyperlink r:id="rId51">
+      <w:hyperlink r:id="rId52">
         <w:r>
           <w:rPr>
             <w:color w:val="0563C1"/>
@@ -9794,7 +9852,7 @@
         </w:rPr>
         <w:t xml:space="preserve"> · </w:t>
       </w:r>
-      <w:hyperlink r:id="rId52">
+      <w:hyperlink r:id="rId53">
         <w:r>
           <w:rPr>
             <w:color w:val="0563C1"/>
@@ -9852,15 +9910,31 @@
             <w:color w:val="0563C1"/>
             <w:u w:val="single"/>
           </w:rPr>
-          <w:t xml:space="preserve">Cloudflare — sesión de Okta comprometida (2022)</w:t>
+          <w:t xml:space="preserve">Cloudflare — sesión de Okta comprometida (2023)</w:t>
         </w:r>
       </w:hyperlink>
+      <w:r>
+        <w:rPr>
+          <w:b w:val="0"/>
+          <w:i w:val="0"/>
+        </w:rPr>
+        <w:t xml:space="preserve"> · </w:t>
+      </w:r>
+      <w:hyperlink r:id="rId18">
+        <w:r>
+          <w:rPr>
+            <w:color w:val="0563C1"/>
+            <w:u w:val="single"/>
+          </w:rPr>
+          <w:t xml:space="preserve">relacionado: Cloudflare y el incidente de Okta de enero de 2022</w:t>
+        </w:r>
+      </w:hyperlink>
     </w:p>
     <w:p>
       <w:pPr>
         <w:pStyle w:val="ListBullet"/>
       </w:pPr>
-      <w:hyperlink r:id="rId19">
+      <w:hyperlink r:id="rId20">
         <w:r>
           <w:rPr>
             <w:color w:val="0563C1"/>
@@ -9876,7 +9950,7 @@
         </w:rPr>
         <w:t xml:space="preserve"> · </w:t>
       </w:r>
-      <w:hyperlink r:id="rId20">
+      <w:hyperlink r:id="rId21">
         <w:r>
           <w:rPr>
             <w:color w:val="0563C1"/>
@@ -9936,7 +10010,7 @@
         </w:rPr>
         <w:t xml:space="preserve"> · </w:t>
       </w:r>
-      <w:hyperlink r:id="rId21">
+      <w:hyperlink r:id="rId22">
         <w:r>
           <w:rPr>
             <w:color w:val="0563C1"/>
@@ -9950,7 +10024,7 @@
       <w:pPr>
         <w:pStyle w:val="ListBullet"/>
       </w:pPr>
-      <w:hyperlink r:id="rId22">
+      <w:hyperlink r:id="rId23">
         <w:r>
           <w:rPr>
             <w:color w:val="0563C1"/>
@@ -9972,7 +10046,7 @@
       <w:pPr>
         <w:pStyle w:val="ListBullet"/>
       </w:pPr>
-      <w:hyperlink r:id="rId53">
+      <w:hyperlink r:id="rId54">
         <w:r>
           <w:rPr>
             <w:color w:val="0563C1"/>
@@ -9986,7 +10060,7 @@
       <w:pPr>
         <w:pStyle w:val="ListBullet"/>
       </w:pPr>
-      <w:hyperlink r:id="rId24">
+      <w:hyperlink r:id="rId25">
         <w:r>
           <w:rPr>
             <w:color w:val="0563C1"/>
@@ -10000,7 +10074,7 @@
       <w:pPr>
         <w:pStyle w:val="ListBullet"/>
       </w:pPr>
-      <w:hyperlink r:id="rId54">
+      <w:hyperlink r:id="rId55">
         <w:r>
           <w:rPr>
             <w:color w:val="0563C1"/>
@@ -10146,7 +10220,7 @@
       <w:pPr>
         <w:pStyle w:val="ListBullet"/>
       </w:pPr>
-      <w:hyperlink r:id="rId55">
+      <w:hyperlink r:id="rId56">
         <w:r>
           <w:rPr>
             <w:color w:val="0563C1"/>
@@ -10160,7 +10234,7 @@
       <w:pPr>
         <w:pStyle w:val="ListBullet"/>
       </w:pPr>
-      <w:hyperlink r:id="rId56">
+      <w:hyperlink r:id="rId57">
         <w:r>
           <w:rPr>
             <w:color w:val="0563C1"/>
@@ -11289,6 +11363,1077 @@
       </w:tr>
     </w:tbl>
     <w:p/>
+    <w:p>
+      <w:r>
+        <w:br w:type="page"/>
+      </w:r>
+    </w:p>
+    <w:p>
+      <w:pPr>
+        <w:pStyle w:val="Heading1"/>
+      </w:pPr>
+      <w:r>
+        <w:t>ANEXO C — Preguntas frecuentes del público (respuestas breves)</w:t>
+      </w:r>
+    </w:p>
+    <w:p>
+      <w:r>
+        <w:rPr>
+          <w:b w:val="0"/>
+          <w:i/>
+        </w:rPr>
+        <w:t>Preparación para el turno de preguntas. La versión extendida, con fuentes, está en la sección 11 de la clase completa (`clase_completa.docx`, "Preguntas frecuentes").</w:t>
+      </w:r>
+    </w:p>
+    <w:p>
+      <w:pPr>
+        <w:pStyle w:val="ListBullet"/>
+      </w:pPr>
+      <w:r>
+        <w:rPr>
+          <w:b/>
+          <w:i w:val="0"/>
+        </w:rPr>
+        <w:t>¿Base64 es cifrado?</w:t>
+      </w:r>
+      <w:r>
+        <w:rPr>
+          <w:b w:val="0"/>
+          <w:i w:val="0"/>
+        </w:rPr>
+        <w:t xml:space="preserve"> No: es una </w:t>
+      </w:r>
+      <w:r>
+        <w:rPr>
+          <w:b/>
+          <w:i w:val="0"/>
+        </w:rPr>
+        <w:t>codificación</w:t>
+      </w:r>
+      <w:r>
+        <w:rPr>
+          <w:b w:val="0"/>
+          <w:i w:val="0"/>
+        </w:rPr>
+        <w:t xml:space="preserve"> sin clave. El cifrado real de JOSE es </w:t>
+      </w:r>
+      <w:r>
+        <w:rPr>
+          <w:b/>
+          <w:i w:val="0"/>
+        </w:rPr>
+        <w:t>JWE</w:t>
+      </w:r>
+      <w:r>
+        <w:rPr>
+          <w:b w:val="0"/>
+          <w:i w:val="0"/>
+        </w:rPr>
+        <w:t xml:space="preserve">. Un </w:t>
+      </w:r>
+      <w:r>
+        <w:rPr>
+          <w:b/>
+          <w:i w:val="0"/>
+        </w:rPr>
+        <w:t>JWT común es JWS: firmado, no sellado</w:t>
+      </w:r>
+      <w:r>
+        <w:rPr>
+          <w:b w:val="0"/>
+          <w:i w:val="0"/>
+        </w:rPr>
+        <w:t xml:space="preserve"> (se lee).</w:t>
+      </w:r>
+    </w:p>
+    <w:p>
+      <w:pPr>
+        <w:pStyle w:val="ListBullet"/>
+      </w:pPr>
+      <w:r>
+        <w:rPr>
+          <w:b/>
+          <w:i w:val="0"/>
+        </w:rPr>
+        <w:t>¿Todos los bearer usan base64url?</w:t>
+      </w:r>
+      <w:r>
+        <w:rPr>
+          <w:b w:val="0"/>
+          <w:i w:val="0"/>
+        </w:rPr>
+        <w:t xml:space="preserve"> No. Base64url es propio de </w:t>
+      </w:r>
+      <w:r>
+        <w:rPr>
+          <w:b/>
+          <w:i w:val="0"/>
+        </w:rPr>
+        <w:t>JWT/JOSE</w:t>
+      </w:r>
+      <w:r>
+        <w:rPr>
+          <w:b w:val="0"/>
+          <w:i w:val="0"/>
+        </w:rPr>
+        <w:t xml:space="preserve">; un </w:t>
+      </w:r>
+      <w:r>
+        <w:rPr>
+          <w:b/>
+          <w:i w:val="0"/>
+        </w:rPr>
+        <w:t>token opaco</w:t>
+      </w:r>
+      <w:r>
+        <w:rPr>
+          <w:b w:val="0"/>
+          <w:i w:val="0"/>
+        </w:rPr>
+        <w:t xml:space="preserve"> son bytes aleatorios.</w:t>
+      </w:r>
+    </w:p>
+    <w:p>
+      <w:pPr>
+        <w:pStyle w:val="ListBullet"/>
+      </w:pPr>
+      <w:r>
+        <w:rPr>
+          <w:b/>
+          <w:i w:val="0"/>
+        </w:rPr>
+        <w:t>¿Qué es HMAC-SHA1?</w:t>
+      </w:r>
+      <w:r>
+        <w:rPr>
+          <w:b w:val="0"/>
+          <w:i w:val="0"/>
+        </w:rPr>
+        <w:t xml:space="preserve"> Un </w:t>
+      </w:r>
+      <w:r>
+        <w:rPr>
+          <w:b/>
+          <w:i w:val="0"/>
+        </w:rPr>
+        <w:t>MAC simétrico</w:t>
+      </w:r>
+      <w:r>
+        <w:rPr>
+          <w:b w:val="0"/>
+          <w:i w:val="0"/>
+        </w:rPr>
+        <w:t xml:space="preserve"> (clave + hash) del RFC 2104. Lo usaba </w:t>
+      </w:r>
+      <w:r>
+        <w:rPr>
+          <w:b/>
+          <w:i w:val="0"/>
+        </w:rPr>
+        <w:t>OAuth 1.0</w:t>
+      </w:r>
+      <w:r>
+        <w:rPr>
+          <w:b w:val="0"/>
+          <w:i w:val="0"/>
+        </w:rPr>
+        <w:t xml:space="preserve"> para firmar cada request en el </w:t>
+      </w:r>
+      <w:r>
+        <w:rPr>
+          <w:rFonts w:ascii="Consolas" w:hAnsi="Consolas"/>
+          <w:b w:val="0"/>
+          <w:i w:val="0"/>
+          <w:color w:val="A03030"/>
+        </w:rPr>
+        <w:t>nonce</w:t>
+      </w:r>
+      <w:r>
+        <w:rPr>
+          <w:b w:val="0"/>
+          <w:i w:val="0"/>
+        </w:rPr>
+        <w:t>. Deprecado a favor de SHA-256 (</w:t>
+      </w:r>
+      <w:r>
+        <w:rPr>
+          <w:b/>
+          <w:i w:val="0"/>
+        </w:rPr>
+        <w:t>HS256</w:t>
+      </w:r>
+      <w:r>
+        <w:rPr>
+          <w:b w:val="0"/>
+          <w:i w:val="0"/>
+        </w:rPr>
+        <w:t>).</w:t>
+      </w:r>
+    </w:p>
+    <w:p>
+      <w:pPr>
+        <w:pStyle w:val="ListBullet"/>
+      </w:pPr>
+      <w:r>
+        <w:rPr>
+          <w:b/>
+          <w:i w:val="0"/>
+        </w:rPr>
+        <w:t>¿Qué son `amr` y `acr`?</w:t>
+      </w:r>
+      <w:r>
+        <w:rPr>
+          <w:b w:val="0"/>
+          <w:i w:val="0"/>
+        </w:rPr>
+        <w:t xml:space="preserve"> </w:t>
+      </w:r>
+      <w:r>
+        <w:rPr>
+          <w:rFonts w:ascii="Consolas" w:hAnsi="Consolas"/>
+          <w:b w:val="0"/>
+          <w:i w:val="0"/>
+          <w:color w:val="A03030"/>
+        </w:rPr>
+        <w:t>amr</w:t>
+      </w:r>
+      <w:r>
+        <w:rPr>
+          <w:b w:val="0"/>
+          <w:i w:val="0"/>
+        </w:rPr>
+        <w:t xml:space="preserve"> (RFC 8176) = </w:t>
+      </w:r>
+      <w:r>
+        <w:rPr>
+          <w:b/>
+          <w:i w:val="0"/>
+        </w:rPr>
+        <w:t>con qué métodos</w:t>
+      </w:r>
+      <w:r>
+        <w:rPr>
+          <w:b w:val="0"/>
+          <w:i w:val="0"/>
+        </w:rPr>
+        <w:t xml:space="preserve"> se autenticó; </w:t>
+      </w:r>
+      <w:r>
+        <w:rPr>
+          <w:rFonts w:ascii="Consolas" w:hAnsi="Consolas"/>
+          <w:b w:val="0"/>
+          <w:i w:val="0"/>
+          <w:color w:val="A03030"/>
+        </w:rPr>
+        <w:t>acr</w:t>
+      </w:r>
+      <w:r>
+        <w:rPr>
+          <w:b w:val="0"/>
+          <w:i w:val="0"/>
+        </w:rPr>
+        <w:t xml:space="preserve"> = </w:t>
+      </w:r>
+      <w:r>
+        <w:rPr>
+          <w:b/>
+          <w:i w:val="0"/>
+        </w:rPr>
+        <w:t>con qué nivel/garantía</w:t>
+      </w:r>
+      <w:r>
+        <w:rPr>
+          <w:b w:val="0"/>
+          <w:i w:val="0"/>
+        </w:rPr>
+        <w:t>. La API solo sabe que hubo MFA si el emisor los pone y el validador los revisa.</w:t>
+      </w:r>
+    </w:p>
+    <w:p>
+      <w:pPr>
+        <w:pStyle w:val="ListBullet"/>
+      </w:pPr>
+      <w:r>
+        <w:rPr>
+          <w:b/>
+          <w:i w:val="0"/>
+        </w:rPr>
+        <w:t>¿Qué es JOSE?</w:t>
+      </w:r>
+      <w:r>
+        <w:rPr>
+          <w:b w:val="0"/>
+          <w:i w:val="0"/>
+        </w:rPr>
+        <w:t xml:space="preserve"> La familia: </w:t>
+      </w:r>
+      <w:r>
+        <w:rPr>
+          <w:b/>
+          <w:i w:val="0"/>
+        </w:rPr>
+        <w:t>JWS</w:t>
+      </w:r>
+      <w:r>
+        <w:rPr>
+          <w:b w:val="0"/>
+          <w:i w:val="0"/>
+        </w:rPr>
+        <w:t xml:space="preserve"> (firma), </w:t>
+      </w:r>
+      <w:r>
+        <w:rPr>
+          <w:b/>
+          <w:i w:val="0"/>
+        </w:rPr>
+        <w:t>JWE</w:t>
+      </w:r>
+      <w:r>
+        <w:rPr>
+          <w:b w:val="0"/>
+          <w:i w:val="0"/>
+        </w:rPr>
+        <w:t xml:space="preserve"> (cifrado), </w:t>
+      </w:r>
+      <w:r>
+        <w:rPr>
+          <w:b/>
+          <w:i w:val="0"/>
+        </w:rPr>
+        <w:t>JWK</w:t>
+      </w:r>
+      <w:r>
+        <w:rPr>
+          <w:b w:val="0"/>
+          <w:i w:val="0"/>
+        </w:rPr>
+        <w:t xml:space="preserve"> (claves), </w:t>
+      </w:r>
+      <w:r>
+        <w:rPr>
+          <w:b/>
+          <w:i w:val="0"/>
+        </w:rPr>
+        <w:t>JWA</w:t>
+      </w:r>
+      <w:r>
+        <w:rPr>
+          <w:b w:val="0"/>
+          <w:i w:val="0"/>
+        </w:rPr>
+        <w:t xml:space="preserve"> (algoritmos), </w:t>
+      </w:r>
+      <w:r>
+        <w:rPr>
+          <w:b/>
+          <w:i w:val="0"/>
+        </w:rPr>
+        <w:t>JWT</w:t>
+      </w:r>
+      <w:r>
+        <w:rPr>
+          <w:b w:val="0"/>
+          <w:i w:val="0"/>
+        </w:rPr>
+        <w:t xml:space="preserve"> (token).</w:t>
+      </w:r>
+    </w:p>
+    <w:p>
+      <w:pPr>
+        <w:pStyle w:val="ListBullet"/>
+      </w:pPr>
+      <w:r>
+        <w:rPr>
+          <w:b/>
+          <w:i w:val="0"/>
+        </w:rPr>
+        <w:t>¿Qué fue primero: la cookie o Digest?</w:t>
+      </w:r>
+      <w:r>
+        <w:rPr>
+          <w:b w:val="0"/>
+          <w:i w:val="0"/>
+        </w:rPr>
+        <w:t xml:space="preserve"> </w:t>
+      </w:r>
+      <w:r>
+        <w:rPr>
+          <w:b/>
+          <w:i w:val="0"/>
+        </w:rPr>
+        <w:t>La cookie</w:t>
+      </w:r>
+      <w:r>
+        <w:rPr>
+          <w:b w:val="0"/>
+          <w:i w:val="0"/>
+        </w:rPr>
+        <w:t xml:space="preserve"> (Netscape, 1994/1996). </w:t>
+      </w:r>
+      <w:r>
+        <w:rPr>
+          <w:b/>
+          <w:i w:val="0"/>
+        </w:rPr>
+        <w:t>Digest</w:t>
+      </w:r>
+      <w:r>
+        <w:rPr>
+          <w:b w:val="0"/>
+          <w:i w:val="0"/>
+        </w:rPr>
+        <w:t xml:space="preserve"> se estandarizó después (RFC 2069 en 1997; RFC 2617 en 1999).</w:t>
+      </w:r>
+    </w:p>
+    <w:p>
+      <w:pPr>
+        <w:pStyle w:val="ListBullet"/>
+      </w:pPr>
+      <w:r>
+        <w:rPr>
+          <w:b/>
+          <w:i w:val="0"/>
+        </w:rPr>
+        <w:t>¿Bearer es exclusivo de OAuth?</w:t>
+      </w:r>
+      <w:r>
+        <w:rPr>
+          <w:b w:val="0"/>
+          <w:i w:val="0"/>
+        </w:rPr>
+        <w:t xml:space="preserve"> No. El esquema </w:t>
+      </w:r>
+      <w:r>
+        <w:rPr>
+          <w:rFonts w:ascii="Consolas" w:hAnsi="Consolas"/>
+          <w:b w:val="0"/>
+          <w:i w:val="0"/>
+          <w:color w:val="A03030"/>
+        </w:rPr>
+        <w:t>Bearer</w:t>
+      </w:r>
+      <w:r>
+        <w:rPr>
+          <w:b w:val="0"/>
+          <w:i w:val="0"/>
+        </w:rPr>
+        <w:t xml:space="preserve"> es del </w:t>
+      </w:r>
+      <w:r>
+        <w:rPr>
+          <w:b/>
+          <w:i w:val="0"/>
+        </w:rPr>
+        <w:t>marco HTTP</w:t>
+      </w:r>
+      <w:r>
+        <w:rPr>
+          <w:b w:val="0"/>
+          <w:i w:val="0"/>
+        </w:rPr>
+        <w:t xml:space="preserve"> y lo usa cualquier API. RFC 6749 y RFC 6750 son compañeros pero distintos; y OAuth puede emitir tokens </w:t>
+      </w:r>
+      <w:r>
+        <w:rPr>
+          <w:b/>
+          <w:i w:val="0"/>
+        </w:rPr>
+        <w:t>sender-constrained</w:t>
+      </w:r>
+      <w:r>
+        <w:rPr>
+          <w:b w:val="0"/>
+          <w:i w:val="0"/>
+        </w:rPr>
+        <w:t xml:space="preserve"> (no bearer puro).</w:t>
+      </w:r>
+    </w:p>
+    <w:p>
+      <w:pPr>
+        <w:pStyle w:val="ListBullet"/>
+      </w:pPr>
+      <w:r>
+        <w:rPr>
+          <w:b/>
+          <w:i w:val="0"/>
+        </w:rPr>
+        <w:t>¿Todos los flujos de OAuth 2 usan token?</w:t>
+      </w:r>
+      <w:r>
+        <w:rPr>
+          <w:b w:val="0"/>
+          <w:i w:val="0"/>
+        </w:rPr>
+        <w:t xml:space="preserve"> Sí, todos emiten </w:t>
+      </w:r>
+      <w:r>
+        <w:rPr>
+          <w:b/>
+          <w:i w:val="0"/>
+        </w:rPr>
+        <w:t>access token</w:t>
+      </w:r>
+      <w:r>
+        <w:rPr>
+          <w:b w:val="0"/>
+          <w:i w:val="0"/>
+        </w:rPr>
+        <w:t xml:space="preserve">. Implicit y Password (ROPC) están </w:t>
+      </w:r>
+      <w:r>
+        <w:rPr>
+          <w:b/>
+          <w:i w:val="0"/>
+        </w:rPr>
+        <w:t>retirados</w:t>
+      </w:r>
+      <w:r>
+        <w:rPr>
+          <w:b w:val="0"/>
+          <w:i w:val="0"/>
+        </w:rPr>
+        <w:t xml:space="preserve"> por RFC 9700 (2025).</w:t>
+      </w:r>
+    </w:p>
+    <w:p>
+      <w:pPr>
+        <w:pStyle w:val="ListBullet"/>
+      </w:pPr>
+      <w:r>
+        <w:rPr>
+          <w:b/>
+          <w:i w:val="0"/>
+        </w:rPr>
+        <w:t>¿Qué es un token opaco?</w:t>
+      </w:r>
+      <w:r>
+        <w:rPr>
+          <w:b w:val="0"/>
+          <w:i w:val="0"/>
+        </w:rPr>
+        <w:t xml:space="preserve"> Un string sin claims legibles; se valida por </w:t>
+      </w:r>
+      <w:r>
+        <w:rPr>
+          <w:b/>
+          <w:i w:val="0"/>
+        </w:rPr>
+        <w:t>introspección</w:t>
+      </w:r>
+      <w:r>
+        <w:rPr>
+          <w:b w:val="0"/>
+          <w:i w:val="0"/>
+        </w:rPr>
+        <w:t xml:space="preserve"> (RFC 7662) contra el servidor de autorización.</w:t>
+      </w:r>
+    </w:p>
+    <w:p>
+      <w:pPr>
+        <w:pStyle w:val="ListBullet"/>
+      </w:pPr>
+      <w:r>
+        <w:rPr>
+          <w:b/>
+          <w:i w:val="0"/>
+        </w:rPr>
+        <w:t>¿Qué es `aud`?</w:t>
+      </w:r>
+      <w:r>
+        <w:rPr>
+          <w:b w:val="0"/>
+          <w:i w:val="0"/>
+        </w:rPr>
+        <w:t xml:space="preserve"> La </w:t>
+      </w:r>
+      <w:r>
+        <w:rPr>
+          <w:b/>
+          <w:i w:val="0"/>
+        </w:rPr>
+        <w:t>audiencia</w:t>
+      </w:r>
+      <w:r>
+        <w:rPr>
+          <w:b w:val="0"/>
+          <w:i w:val="0"/>
+        </w:rPr>
+        <w:t>: para quién es el token. Validarla estricta es lo que responde al §10.3 de RFC 6749.</w:t>
+      </w:r>
+    </w:p>
+    <w:p>
+      <w:pPr>
+        <w:pStyle w:val="ListBullet"/>
+      </w:pPr>
+      <w:r>
+        <w:rPr>
+          <w:b/>
+          <w:i w:val="0"/>
+        </w:rPr>
+        <w:t>¿Qué es prueba de posesión (PoP)?</w:t>
+      </w:r>
+      <w:r>
+        <w:rPr>
+          <w:b w:val="0"/>
+          <w:i w:val="0"/>
+        </w:rPr>
+        <w:t xml:space="preserve"> Demostrar que se tiene la </w:t>
+      </w:r>
+      <w:r>
+        <w:rPr>
+          <w:b/>
+          <w:i w:val="0"/>
+        </w:rPr>
+        <w:t>clave privada</w:t>
+      </w:r>
+      <w:r>
+        <w:rPr>
+          <w:b w:val="0"/>
+          <w:i w:val="0"/>
+        </w:rPr>
+        <w:t xml:space="preserve"> por request: </w:t>
+      </w:r>
+      <w:r>
+        <w:rPr>
+          <w:b/>
+          <w:i w:val="0"/>
+        </w:rPr>
+        <w:t>mTLS</w:t>
+      </w:r>
+      <w:r>
+        <w:rPr>
+          <w:b w:val="0"/>
+          <w:i w:val="0"/>
+        </w:rPr>
+        <w:t xml:space="preserve"> atado al certificado (RFC 8705) o </w:t>
+      </w:r>
+      <w:r>
+        <w:rPr>
+          <w:b/>
+          <w:i w:val="0"/>
+        </w:rPr>
+        <w:t>DPoP</w:t>
+      </w:r>
+      <w:r>
+        <w:rPr>
+          <w:b w:val="0"/>
+          <w:i w:val="0"/>
+        </w:rPr>
+        <w:t xml:space="preserve"> (RFC 9449). Robar el token no alcanza.</w:t>
+      </w:r>
+    </w:p>
+    <w:p>
+      <w:pPr>
+        <w:pStyle w:val="ListBullet"/>
+      </w:pPr>
+      <w:r>
+        <w:rPr>
+          <w:b/>
+          <w:i w:val="0"/>
+        </w:rPr>
+        <w:t>¿mTLS o DPoP?</w:t>
+      </w:r>
+      <w:r>
+        <w:rPr>
+          <w:b w:val="0"/>
+          <w:i w:val="0"/>
+        </w:rPr>
+        <w:t xml:space="preserve"> mTLS da identidad fuerte de cliente pero requiere </w:t>
+      </w:r>
+      <w:r>
+        <w:rPr>
+          <w:b/>
+          <w:i w:val="0"/>
+        </w:rPr>
+        <w:t>PKI</w:t>
+      </w:r>
+      <w:r>
+        <w:rPr>
+          <w:b w:val="0"/>
+          <w:i w:val="0"/>
+        </w:rPr>
+        <w:t xml:space="preserve">; DPoP no necesita PKI y firma cada request con </w:t>
+      </w:r>
+      <w:r>
+        <w:rPr>
+          <w:rFonts w:ascii="Consolas" w:hAnsi="Consolas"/>
+          <w:b w:val="0"/>
+          <w:i w:val="0"/>
+          <w:color w:val="A03030"/>
+        </w:rPr>
+        <w:t>jti</w:t>
+      </w:r>
+      <w:r>
+        <w:rPr>
+          <w:b w:val="0"/>
+          <w:i w:val="0"/>
+        </w:rPr>
+        <w:t>/</w:t>
+      </w:r>
+      <w:r>
+        <w:rPr>
+          <w:rFonts w:ascii="Consolas" w:hAnsi="Consolas"/>
+          <w:b w:val="0"/>
+          <w:i w:val="0"/>
+          <w:color w:val="A03030"/>
+        </w:rPr>
+        <w:t>htm</w:t>
+      </w:r>
+      <w:r>
+        <w:rPr>
+          <w:b w:val="0"/>
+          <w:i w:val="0"/>
+        </w:rPr>
+        <w:t>/</w:t>
+      </w:r>
+      <w:r>
+        <w:rPr>
+          <w:rFonts w:ascii="Consolas" w:hAnsi="Consolas"/>
+          <w:b w:val="0"/>
+          <w:i w:val="0"/>
+          <w:color w:val="A03030"/>
+        </w:rPr>
+        <w:t>htu</w:t>
+      </w:r>
+      <w:r>
+        <w:rPr>
+          <w:b w:val="0"/>
+          <w:i w:val="0"/>
+        </w:rPr>
+        <w:t>.</w:t>
+      </w:r>
+    </w:p>
+    <w:p>
+      <w:pPr>
+        <w:pStyle w:val="ListBullet"/>
+      </w:pPr>
+      <w:r>
+        <w:rPr>
+          <w:b/>
+          <w:i w:val="0"/>
+        </w:rPr>
+        <w:t>¿Por qué una passkey resiste el phishing?</w:t>
+      </w:r>
+      <w:r>
+        <w:rPr>
+          <w:b w:val="0"/>
+          <w:i w:val="0"/>
+        </w:rPr>
+        <w:t xml:space="preserve"> El </w:t>
+      </w:r>
+      <w:r>
+        <w:rPr>
+          <w:rFonts w:ascii="Consolas" w:hAnsi="Consolas"/>
+          <w:b w:val="0"/>
+          <w:i w:val="0"/>
+          <w:color w:val="A03030"/>
+        </w:rPr>
+        <w:t>origin</w:t>
+      </w:r>
+      <w:r>
+        <w:rPr>
+          <w:b w:val="0"/>
+          <w:i w:val="0"/>
+        </w:rPr>
+        <w:t xml:space="preserve"> va </w:t>
+      </w:r>
+      <w:r>
+        <w:rPr>
+          <w:b/>
+          <w:i w:val="0"/>
+        </w:rPr>
+        <w:t>atado criptográficamente</w:t>
+      </w:r>
+      <w:r>
+        <w:rPr>
+          <w:b w:val="0"/>
+          <w:i w:val="0"/>
+        </w:rPr>
+        <w:t xml:space="preserve"> a la firma; el autenticador no firma para el sitio falso. El OTP sí se phishea en vivo (AiTM); SMS es el más débil.</w:t>
+      </w:r>
+    </w:p>
+    <w:p>
+      <w:pPr>
+        <w:pStyle w:val="ListBullet"/>
+      </w:pPr>
+      <w:r>
+        <w:rPr>
+          <w:b/>
+          <w:i w:val="0"/>
+        </w:rPr>
+        <w:t>¿Qué es "JWT mal validado"?</w:t>
+      </w:r>
+      <w:r>
+        <w:rPr>
+          <w:b w:val="0"/>
+          <w:i w:val="0"/>
+        </w:rPr>
+        <w:t xml:space="preserve"> El token es correcto, el validador no: </w:t>
+      </w:r>
+      <w:r>
+        <w:rPr>
+          <w:rFonts w:ascii="Consolas" w:hAnsi="Consolas"/>
+          <w:b w:val="0"/>
+          <w:i w:val="0"/>
+          <w:color w:val="A03030"/>
+        </w:rPr>
+        <w:t>alg:none</w:t>
+      </w:r>
+      <w:r>
+        <w:rPr>
+          <w:b w:val="0"/>
+          <w:i w:val="0"/>
+        </w:rPr>
+        <w:t xml:space="preserve">, confusión HS/RS, inyección de </w:t>
+      </w:r>
+      <w:r>
+        <w:rPr>
+          <w:rFonts w:ascii="Consolas" w:hAnsi="Consolas"/>
+          <w:b w:val="0"/>
+          <w:i w:val="0"/>
+          <w:color w:val="A03030"/>
+        </w:rPr>
+        <w:t>kid</w:t>
+      </w:r>
+      <w:r>
+        <w:rPr>
+          <w:b w:val="0"/>
+          <w:i w:val="0"/>
+        </w:rPr>
+        <w:t xml:space="preserve">, no validar </w:t>
+      </w:r>
+      <w:r>
+        <w:rPr>
+          <w:rFonts w:ascii="Consolas" w:hAnsi="Consolas"/>
+          <w:b w:val="0"/>
+          <w:i w:val="0"/>
+          <w:color w:val="A03030"/>
+        </w:rPr>
+        <w:t>iss</w:t>
+      </w:r>
+      <w:r>
+        <w:rPr>
+          <w:b w:val="0"/>
+          <w:i w:val="0"/>
+        </w:rPr>
+        <w:t>/</w:t>
+      </w:r>
+      <w:r>
+        <w:rPr>
+          <w:rFonts w:ascii="Consolas" w:hAnsi="Consolas"/>
+          <w:b w:val="0"/>
+          <w:i w:val="0"/>
+          <w:color w:val="A03030"/>
+        </w:rPr>
+        <w:t>aud</w:t>
+      </w:r>
+      <w:r>
+        <w:rPr>
+          <w:b w:val="0"/>
+          <w:i w:val="0"/>
+        </w:rPr>
+        <w:t>/</w:t>
+      </w:r>
+      <w:r>
+        <w:rPr>
+          <w:rFonts w:ascii="Consolas" w:hAnsi="Consolas"/>
+          <w:b w:val="0"/>
+          <w:i w:val="0"/>
+          <w:color w:val="A03030"/>
+        </w:rPr>
+        <w:t>exp</w:t>
+      </w:r>
+      <w:r>
+        <w:rPr>
+          <w:b w:val="0"/>
+          <w:i w:val="0"/>
+        </w:rPr>
+        <w:t xml:space="preserve">. La política sale de la </w:t>
+      </w:r>
+      <w:r>
+        <w:rPr>
+          <w:b/>
+          <w:i w:val="0"/>
+        </w:rPr>
+        <w:t>config</w:t>
+      </w:r>
+      <w:r>
+        <w:rPr>
+          <w:b w:val="0"/>
+          <w:i w:val="0"/>
+        </w:rPr>
+        <w:t>, no del mensaje (RFC 8725).</w:t>
+      </w:r>
+    </w:p>
+    <w:p>
+      <w:pPr>
+        <w:pStyle w:val="ListBullet"/>
+      </w:pPr>
+      <w:r>
+        <w:rPr>
+          <w:b/>
+          <w:i w:val="0"/>
+        </w:rPr>
+        <w:t>¿Qué son BOLA, BFLA y BOPLA?</w:t>
+      </w:r>
+      <w:r>
+        <w:rPr>
+          <w:b w:val="0"/>
+          <w:i w:val="0"/>
+        </w:rPr>
+        <w:t xml:space="preserve"> A nivel </w:t>
+      </w:r>
+      <w:r>
+        <w:rPr>
+          <w:b/>
+          <w:i w:val="0"/>
+        </w:rPr>
+        <w:t>objeto</w:t>
+      </w:r>
+      <w:r>
+        <w:rPr>
+          <w:b w:val="0"/>
+          <w:i w:val="0"/>
+        </w:rPr>
+        <w:t xml:space="preserve">, </w:t>
+      </w:r>
+      <w:r>
+        <w:rPr>
+          <w:b/>
+          <w:i w:val="0"/>
+        </w:rPr>
+        <w:t>función</w:t>
+      </w:r>
+      <w:r>
+        <w:rPr>
+          <w:b w:val="0"/>
+          <w:i w:val="0"/>
+        </w:rPr>
+        <w:t xml:space="preserve"> y </w:t>
+      </w:r>
+      <w:r>
+        <w:rPr>
+          <w:b/>
+          <w:i w:val="0"/>
+        </w:rPr>
+        <w:t>propiedad</w:t>
+      </w:r>
+      <w:r>
+        <w:rPr>
+          <w:b w:val="0"/>
+          <w:i w:val="0"/>
+        </w:rPr>
+        <w:t>, respectivamente (OWASP API1, API5, API3). Autenticar ≠ autorizar.</w:t>
+      </w:r>
+    </w:p>
+    <w:p>
+      <w:pPr>
+        <w:pStyle w:val="ListBullet"/>
+      </w:pPr>
+      <w:r>
+        <w:rPr>
+          <w:b/>
+          <w:i w:val="0"/>
+        </w:rPr>
+        <w:t>¿Y las versiones de HTTP?</w:t>
+      </w:r>
+      <w:r>
+        <w:rPr>
+          <w:b w:val="0"/>
+          <w:i w:val="0"/>
+        </w:rPr>
+        <w:t xml:space="preserve"> No crean el problema del bearer, pero cambian la superficie: compresión de cabeceras (HPACK/QPACK), inspección de binario, smuggling, terminación TLS. El token en </w:t>
+      </w:r>
+      <w:r>
+        <w:rPr>
+          <w:b/>
+          <w:i w:val="0"/>
+        </w:rPr>
+        <w:t>query</w:t>
+      </w:r>
+      <w:r>
+        <w:rPr>
+          <w:b w:val="0"/>
+          <w:i w:val="0"/>
+        </w:rPr>
+        <w:t xml:space="preserve"> lo prohíbe RFC 9700.</w:t>
+      </w:r>
+    </w:p>
+    <w:p>
+      <w:pPr>
+        <w:pStyle w:val="ListBullet"/>
+      </w:pPr>
+      <w:r>
+        <w:rPr>
+          <w:b/>
+          <w:i w:val="0"/>
+        </w:rPr>
+        <w:t>El caso de Okta, ¿fue 2022?</w:t>
+      </w:r>
+      <w:r>
+        <w:rPr>
+          <w:b w:val="0"/>
+          <w:i w:val="0"/>
+        </w:rPr>
+        <w:t xml:space="preserve"> El del </w:t>
+      </w:r>
+      <w:r>
+        <w:rPr>
+          <w:b w:val="0"/>
+          <w:i/>
+        </w:rPr>
+        <w:t>session token</w:t>
+      </w:r>
+      <w:r>
+        <w:rPr>
+          <w:b w:val="0"/>
+          <w:i w:val="0"/>
+        </w:rPr>
+        <w:t xml:space="preserve"> de un ticket de soporte fue </w:t>
+      </w:r>
+      <w:r>
+        <w:rPr>
+          <w:b/>
+          <w:i w:val="0"/>
+        </w:rPr>
+        <w:t>octubre de 2023</w:t>
+      </w:r>
+      <w:r>
+        <w:rPr>
+          <w:b w:val="0"/>
+          <w:i w:val="0"/>
+        </w:rPr>
+        <w:t xml:space="preserve">. El de </w:t>
+      </w:r>
+      <w:r>
+        <w:rPr>
+          <w:b/>
+          <w:i w:val="0"/>
+        </w:rPr>
+        <w:t>enero de 2022</w:t>
+      </w:r>
+      <w:r>
+        <w:rPr>
+          <w:b w:val="0"/>
+          <w:i w:val="0"/>
+        </w:rPr>
+        <w:t xml:space="preserve"> (proveedor de soporte) </w:t>
+      </w:r>
+      <w:r>
+        <w:rPr>
+          <w:b/>
+          <w:i w:val="0"/>
+        </w:rPr>
+        <w:t>no</w:t>
+      </w:r>
+      <w:r>
+        <w:rPr>
+          <w:b w:val="0"/>
+          <w:i w:val="0"/>
+        </w:rPr>
+        <w:t xml:space="preserve"> impactó a Cloudflare, que usaba llaves de hardware.</w:t>
+      </w:r>
+    </w:p>
     <w:sectPr>
       <w:pgSz w:w="12240" w:h="15840"/>
       <w:pgMar w:top="1440" w:right="1296" w:bottom="1440" w:left="1296" w:header="720" w:footer="720" w:gutter="0"/>
